--- a/docs/content/pivoting/pivoting_activity.docx
+++ b/docs/content/pivoting/pivoting_activity.docx
@@ -7,7 +7,7 @@
         <w:pStyle w:val="Title"/>
       </w:pPr>
       <w:r>
-        <w:t xml:space="preserve">Worksheet 07 — Wide, Long, and Wild: Pivoting Real Data</w:t>
+        <w:t xml:space="preserve">Worksheet 15 — Wide, Long, and Wild: Pivoting Real Data</w:t>
       </w:r>
     </w:p>
     <w:p>
@@ -31,7 +31,7 @@
         <w:pStyle w:val="Date"/>
       </w:pPr>
       <w:r>
-        <w:t xml:space="preserve">2026-07-05</w:t>
+        <w:t xml:space="preserve">2026-08-27</w:t>
       </w:r>
     </w:p>
     <w:bookmarkStart w:id="16" w:name="Xf7cf90b4a679eda01eb2ce70f4ca78c5c98dcb1"/>
@@ -43,13 +43,13 @@
         <w:t xml:space="preserve">Wide, Long, and Wild — Pivoting Lake Superior Ice Data</w:t>
       </w:r>
     </w:p>
-    <w:bookmarkStart w:id="9" w:name="recap-from-worksheet-06"/>
+    <w:bookmarkStart w:id="9" w:name="recap-from-worksheet-14"/>
     <w:p>
       <w:pPr>
         <w:pStyle w:val="Heading3"/>
       </w:pPr>
       <w:r>
-        <w:t xml:space="preserve">Recap from Worksheet 06</w:t>
+        <w:t xml:space="preserve">Recap from Worksheet 14</w:t>
       </w:r>
     </w:p>
     <w:p>
@@ -61,16 +61,7 @@
         </w:numPr>
       </w:pPr>
       <w:r>
-        <w:t xml:space="preserve">Downloaded real weather data into R with</w:t>
-      </w:r>
-      <w:r>
-        <w:t xml:space="preserve"> </w:t>
-      </w:r>
-      <w:r>
-        <w:rPr>
-          <w:rStyle w:val="VerbatimChar"/>
-        </w:rPr>
-        <w:t xml:space="preserve">GSODR</w:t>
+        <w:t xml:space="preserve">Claimed a final-project topic and a candidate dataset</w:t>
       </w:r>
     </w:p>
     <w:p>
@@ -82,22 +73,52 @@
         </w:numPr>
       </w:pPr>
       <w:r>
-        <w:t xml:space="preserve">Used</w:t>
-      </w:r>
-      <w:r>
-        <w:t xml:space="preserve"> </w:t>
-      </w:r>
-      <w:r>
-        <w:rPr>
-          <w:rStyle w:val="VerbatimChar"/>
-        </w:rPr>
-        <w:t xml:space="preserve">group_by() %&gt;% summarize()</w:t>
-      </w:r>
-      <w:r>
-        <w:t xml:space="preserve"> </w:t>
-      </w:r>
-      <w:r>
-        <w:t xml:space="preserve">to collapse daily data to yearly means</w:t>
+        <w:t xml:space="preserve">Sized it up in R with</w:t>
+      </w:r>
+      <w:r>
+        <w:t xml:space="preserve"> </w:t>
+      </w:r>
+      <w:r>
+        <w:rPr>
+          <w:rStyle w:val="VerbatimChar"/>
+        </w:rPr>
+        <w:t xml:space="preserve">read_csv()</w:t>
+      </w:r>
+      <w:r>
+        <w:t xml:space="preserve">,</w:t>
+      </w:r>
+      <w:r>
+        <w:t xml:space="preserve"> </w:t>
+      </w:r>
+      <w:r>
+        <w:rPr>
+          <w:rStyle w:val="VerbatimChar"/>
+        </w:rPr>
+        <w:t xml:space="preserve">glimpse()</w:t>
+      </w:r>
+      <w:r>
+        <w:t xml:space="preserve">,</w:t>
+      </w:r>
+      <w:r>
+        <w:t xml:space="preserve"> </w:t>
+      </w:r>
+      <w:r>
+        <w:rPr>
+          <w:rStyle w:val="VerbatimChar"/>
+        </w:rPr>
+        <w:t xml:space="preserve">dim()</w:t>
+      </w:r>
+      <w:r>
+        <w:t xml:space="preserve">,</w:t>
+      </w:r>
+      <w:r>
+        <w:t xml:space="preserve"> </w:t>
+      </w:r>
+      <w:r>
+        <w:rPr>
+          <w:rStyle w:val="VerbatimChar"/>
+        </w:rPr>
+        <w:t xml:space="preserve">head()</w:t>
       </w:r>
     </w:p>
     <w:p>
@@ -109,43 +130,7 @@
         </w:numPr>
       </w:pPr>
       <w:r>
-        <w:t xml:space="preserve">Fit</w:t>
-      </w:r>
-      <w:r>
-        <w:t xml:space="preserve"> </w:t>
-      </w:r>
-      <w:r>
-        <w:rPr>
-          <w:rStyle w:val="VerbatimChar"/>
-        </w:rPr>
-        <w:t xml:space="preserve">lm(TEMP ~ YEAR)</w:t>
-      </w:r>
-      <w:r>
-        <w:t xml:space="preserve"> </w:t>
-      </w:r>
-      <w:r>
-        <w:t xml:space="preserve">and read the warming slope</w:t>
-      </w:r>
-    </w:p>
-    <w:p>
-      <w:pPr>
-        <w:pStyle w:val="Compact"/>
-        <w:numPr>
-          <w:ilvl w:val="0"/>
-          <w:numId w:val="1001"/>
-        </w:numPr>
-      </w:pPr>
-      <w:r>
-        <w:t xml:space="preserve">Built a summer vs. winter comparison with</w:t>
-      </w:r>
-      <w:r>
-        <w:t xml:space="preserve"> </w:t>
-      </w:r>
-      <w:r>
-        <w:rPr>
-          <w:rStyle w:val="VerbatimChar"/>
-        </w:rPr>
-        <w:t xml:space="preserve">case_when()</w:t>
+        <w:t xml:space="preserve">Wrote H₀ and Hₐ for your own question</w:t>
       </w:r>
     </w:p>
     <w:bookmarkEnd w:id="9"/>
@@ -573,7 +558,22 @@
               <w:spacing w:before="16" w:after="16"/>
             </w:pPr>
             <w:r>
-              <w:t xml:space="preserve">Before each</w:t>
+              <w:t xml:space="preserve">Pivoting is easy to fake your way through by staring at</w:t>
+            </w:r>
+            <w:r>
+              <w:t xml:space="preserve"> </w:t>
+            </w:r>
+            <w:r>
+              <w:rPr>
+                <w:rStyle w:val="VerbatimChar"/>
+              </w:rPr>
+              <w:t xml:space="preserve">dim()</w:t>
+            </w:r>
+            <w:r>
+              <w:t xml:space="preserve"> </w:t>
+            </w:r>
+            <w:r>
+              <w:t xml:space="preserve">output after the fact. Don’t. Before each</w:t>
             </w:r>
             <w:r>
               <w:t xml:space="preserve"> </w:t>
@@ -589,39 +589,16 @@
               <w:t xml:space="preserve"> </w:t>
             </w:r>
             <w:r>
-              <w:t xml:space="preserve">block, cover the output and</w:t>
-            </w:r>
-            <w:r>
-              <w:t xml:space="preserve"> </w:t>
+              <w:t xml:space="preserve">block, cover the output and write down what shape you expect — how many rows, how many columns — then type the pivot call yourself rather than pasting it in. If your prediction is wrong, that gap is exactly where you’ll find which argument (</w:t>
             </w:r>
             <w:r>
               <w:rPr>
-                <w:i/>
-                <w:iCs/>
+                <w:rStyle w:val="VerbatimChar"/>
               </w:rPr>
-              <w:t xml:space="preserve">predict</w:t>
+              <w:t xml:space="preserve">cols</w:t>
             </w:r>
             <w:r>
-              <w:t xml:space="preserve"> </w:t>
-            </w:r>
-            <w:r>
-              <w:t xml:space="preserve">what R will print — especially the</w:t>
-            </w:r>
-            <w:r>
-              <w:t xml:space="preserve"> </w:t>
-            </w:r>
-            <w:r>
-              <w:rPr>
-                <w:b/>
-                <w:bCs/>
-              </w:rPr>
-              <w:t xml:space="preserve">shape</w:t>
-            </w:r>
-            <w:r>
-              <w:t xml:space="preserve"> </w:t>
-            </w:r>
-            <w:r>
-              <w:t xml:space="preserve">(rows × columns) after each pivot. Then type the code yourself. Guessing the shape first is what turns pivoting from magic into something you understand; typing trains your eye for the errors (a missing</w:t>
+              <w:t xml:space="preserve">,</w:t>
             </w:r>
             <w:r>
               <w:t xml:space="preserve"> </w:t>
@@ -630,13 +607,22 @@
               <w:rPr>
                 <w:rStyle w:val="VerbatimChar"/>
               </w:rPr>
-              <w:t xml:space="preserve">date</w:t>
+              <w:t xml:space="preserve">names_to</w:t>
+            </w:r>
+            <w:r>
+              <w:t xml:space="preserve">,</w:t>
             </w:r>
             <w:r>
               <w:t xml:space="preserve"> </w:t>
             </w:r>
             <w:r>
-              <w:t xml:space="preserve">column, a stray</w:t>
+              <w:rPr>
+                <w:rStyle w:val="VerbatimChar"/>
+              </w:rPr>
+              <w:t xml:space="preserve">values_to</w:t>
+            </w:r>
+            <w:r>
+              <w:t xml:space="preserve">) you misunderstood; typing it out is also what makes you notice the small stuff, like the stray</w:t>
             </w:r>
             <w:r>
               <w:t xml:space="preserve"> </w:t>
@@ -651,7 +637,7 @@
               <w:t xml:space="preserve"> </w:t>
             </w:r>
             <w:r>
-              <w:t xml:space="preserve">prefix) that break real reshaping.</w:t>
+              <w:t xml:space="preserve">glued onto every year, before R does.</w:t>
             </w:r>
           </w:p>
           <w:p/>
@@ -2811,7 +2797,7 @@
         <w:t xml:space="preserve"> </w:t>
       </w:r>
       <w:r>
-        <w:t xml:space="preserve">pattern from Worksheet 06. Why was it impossible to run on</w:t>
+        <w:t xml:space="preserve">pattern from Worksheet 12. Why was it impossible to run on</w:t>
       </w:r>
       <w:r>
         <w:t xml:space="preserve"> </w:t>
@@ -6499,6 +6485,27 @@
         <w:t xml:space="preserve"> </w:t>
       </w:r>
       <w:r>
+        <w:t xml:space="preserve">Whatever data you pick for your final project, there’s a good chance it’ll arrive shaped like</w:t>
+      </w:r>
+      <w:r>
+        <w:t xml:space="preserve"> </w:t>
+      </w:r>
+      <w:r>
+        <w:rPr>
+          <w:rStyle w:val="VerbatimChar"/>
+        </w:rPr>
+        <w:t xml:space="preserve">sup.txt</w:t>
+      </w:r>
+      <w:r>
+        <w:t xml:space="preserve"> </w:t>
+      </w:r>
+      <w:r>
+        <w:t xml:space="preserve">— one column per year, site, or category. Recognizing that shape, and knowing</w:t>
+      </w:r>
+      <w:r>
+        <w:t xml:space="preserve"> </w:t>
+      </w:r>
+      <w:r>
         <w:rPr>
           <w:rStyle w:val="VerbatimChar"/>
         </w:rPr>
@@ -6508,7 +6515,7 @@
         <w:t xml:space="preserve"> </w:t>
       </w:r>
       <w:r>
-        <w:t xml:space="preserve">is one of the most-used functions in all of data science. Almost every dataset you download for your final project will need some version of this reshape.</w:t>
+        <w:t xml:space="preserve">fixes it, will save you real time.</w:t>
       </w:r>
     </w:p>
     <w:p>
@@ -6527,7 +6534,7 @@
           <w:i/>
           <w:iCs/>
         </w:rPr>
-        <w:t xml:space="preserve">End of Worksheet 07. Next: the final-project unit — finding and analyzing data you choose.</w:t>
+        <w:t xml:space="preserve">End of Worksheet 15. Next: Worksheet 16 — factors.</w:t>
       </w:r>
     </w:p>
     <w:bookmarkEnd w:id="35"/>

--- a/docs/content/pivoting/pivoting_activity.docx
+++ b/docs/content/pivoting/pivoting_activity.docx
@@ -5880,30 +5880,13 @@
       </w:r>
     </w:p>
     <w:bookmarkEnd w:id="31"/>
-    <w:bookmarkStart w:id="33" w:name="part-11-going-further"/>
+    <w:bookmarkStart w:id="38" w:name="extension-out-of-class-3040-min"/>
     <w:p>
       <w:pPr>
         <w:pStyle w:val="Heading1"/>
       </w:pPr>
       <w:r>
-        <w:t xml:space="preserve">Part 11 · Going further</w:t>
-      </w:r>
-    </w:p>
-    <w:p>
-      <w:pPr>
-        <w:pStyle w:val="BlockText"/>
-      </w:pPr>
-      <w:r>
-        <w:t xml:space="preserve">Optional — do this if you finish early or want to push deeper.</w:t>
-      </w:r>
-    </w:p>
-    <w:bookmarkStart w:id="32" w:name="try-a-different-great-lake"/>
-    <w:p>
-      <w:pPr>
-        <w:pStyle w:val="Heading3"/>
-      </w:pPr>
-      <w:r>
-        <w:t xml:space="preserve">Try a different Great Lake</w:t>
+        <w:t xml:space="preserve">Extension — out of class (~30–40 min)</w:t>
       </w:r>
     </w:p>
     <w:p>
@@ -5911,40 +5894,259 @@
         <w:pStyle w:val="FirstParagraph"/>
       </w:pPr>
       <w:r>
-        <w:t xml:space="preserve">The exact same code works for the other lakes — just swap the file name.</w:t>
-      </w:r>
-    </w:p>
-    <w:p>
-      <w:pPr>
-        <w:pStyle w:val="BodyText"/>
-      </w:pPr>
+        <w:rPr>
+          <w:i/>
+          <w:iCs/>
+        </w:rPr>
+        <w:t xml:space="preserve">Turn this in with your worksheet. You built the ice workflow on Lake Superior.</w:t>
+      </w:r>
+      <w:r>
+        <w:rPr>
+          <w:i/>
+          <w:iCs/>
+        </w:rPr>
+        <w:t xml:space="preserve"> </w:t>
+      </w:r>
+      <w:r>
+        <w:rPr>
+          <w:i/>
+          <w:iCs/>
+        </w:rPr>
+        <w:t xml:space="preserve">Now run it end-to-end on a</w:t>
+      </w:r>
+      <w:r>
+        <w:rPr>
+          <w:i/>
+          <w:iCs/>
+        </w:rPr>
+        <w:t xml:space="preserve"> </w:t>
+      </w:r>
       <w:r>
         <w:rPr>
           <w:b/>
           <w:bCs/>
-        </w:rPr>
-        <w:t xml:space="preserve">▶ Try this:</w:t>
-      </w:r>
-      <w:r>
-        <w:t xml:space="preserve"> </w:t>
-      </w:r>
-      <w:r>
-        <w:t xml:space="preserve">change</w:t>
-      </w:r>
-      <w:r>
-        <w:t xml:space="preserve"> </w:t>
-      </w:r>
-      <w:r>
-        <w:rPr>
-          <w:rStyle w:val="VerbatimChar"/>
-        </w:rPr>
-        <w:t xml:space="preserve">sup.txt</w:t>
-      </w:r>
-      <w:r>
-        <w:t xml:space="preserve"> </w:t>
-      </w:r>
-      <w:r>
-        <w:t xml:space="preserve">to</w:t>
+          <w:i/>
+          <w:iCs/>
+        </w:rPr>
+        <w:t xml:space="preserve">different Great Lake you pick</w:t>
+      </w:r>
+      <w:r>
+        <w:rPr>
+          <w:i/>
+          <w:iCs/>
+        </w:rPr>
+        <w:t xml:space="preserve"> </w:t>
+      </w:r>
+      <w:r>
+        <w:rPr>
+          <w:i/>
+          <w:iCs/>
+        </w:rPr>
+        <w:t xml:space="preserve">and compare trends.</w:t>
+      </w:r>
+    </w:p>
+    <w:tbl>
+      <w:tblPr>
+        <w:tblStyle w:val="Table"/>
+        <w:tblLook w:firstRow="0" w:lastRow="0" w:firstColumn="0" w:lastColumn="0" w:noHBand="0" w:noVBand="0" w:val="0000"/>
+        <w:tblBorders>
+          <w:top w:val="single" w:sz="4" w:space="0" w:color="CC1914"/>
+          <w:left w:val="single" w:sz="24" w:space="0" w:color="CC1914"/>
+          <w:bottom w:val="single" w:sz="4" w:space="0" w:color="CC1914"/>
+          <w:right w:val="single" w:sz="4" w:space="0" w:color="CC1914"/>
+        </w:tblBorders>
+        <w:tblCellMar>
+          <w:left w:w="144" w:type="dxa"/>
+          <w:right w:w="144" w:type="dxa"/>
+        </w:tblCellMar>
+        <w:tblLook w:firstRow="0" w:lastRow="0" w:firstColumn="0" w:lastColumn="0" w:noHBand="0" w:noVBand="0" w:val="0000"/>
+      </w:tblPr>
+      <w:tr>
+        <w:trPr>
+          <w:cantSplit/>
+        </w:trPr>
+        <w:tc>
+          <w:tcPr>
+            <w:shd w:color="auto" w:fill="f7dddc" w:val="clear"/>
+            <w:tcMar>
+              <w:top w:w="92" w:type="dxa"/>
+              <w:bottom w:w="92" w:type="dxa"/>
+            </w:tcMar>
+          </w:tcPr>
+          <w:p>
+            <w:pPr>
+              <w:pStyle w:val="BodyText"/>
+            </w:pPr>
+            <w:pPr>
+              <w:spacing w:before="0" w:after="0"/>
+              <w:textAlignment w:val="center"/>
+            </w:pPr>
+            <w:r>
+              <w:drawing>
+                <wp:inline>
+                  <wp:extent cx="152400" cy="152400"/>
+                  <wp:effectExtent b="0" l="0" r="0" t="0"/>
+                  <wp:docPr descr="" title="" id="33" name="Picture"/>
+                  <a:graphic>
+                    <a:graphicData uri="http://schemas.openxmlformats.org/drawingml/2006/picture">
+                      <pic:pic>
+                        <pic:nvPicPr>
+                          <pic:cNvPr descr="/Applications/Positron.app/Contents/Resources/app/quarto/share/formats/docx/important.png" id="34" name="Picture"/>
+                          <pic:cNvPicPr>
+                            <a:picLocks noChangeArrowheads="1" noChangeAspect="1"/>
+                          </pic:cNvPicPr>
+                        </pic:nvPicPr>
+                        <pic:blipFill>
+                          <a:blip r:embed="rId32"/>
+                          <a:stretch>
+                            <a:fillRect/>
+                          </a:stretch>
+                        </pic:blipFill>
+                        <pic:spPr bwMode="auto">
+                          <a:xfrm>
+                            <a:off x="0" y="0"/>
+                            <a:ext cx="152400" cy="152400"/>
+                          </a:xfrm>
+                          <a:prstGeom prst="rect">
+                            <a:avLst/>
+                          </a:prstGeom>
+                          <a:noFill/>
+                          <a:ln w="9525">
+                            <a:noFill/>
+                            <a:headEnd/>
+                            <a:tailEnd/>
+                          </a:ln>
+                        </pic:spPr>
+                      </pic:pic>
+                    </a:graphicData>
+                  </a:graphic>
+                </wp:inline>
+              </w:drawing>
+            </w:r>
+            <w:r>
+              <w:t xml:space="preserve"> </w:t>
+            </w:r>
+            <w:r>
+              <w:t xml:space="preserve"> </w:t>
+            </w:r>
+            <w:r>
+              <w:t xml:space="preserve">Important</w:t>
+            </w:r>
+          </w:p>
+        </w:tc>
+      </w:tr>
+      <w:tr>
+        <w:trPr>
+          <w:cantSplit/>
+        </w:trPr>
+        <w:tc>
+          <w:tcPr>
+            <w:tcMar>
+              <w:top w:w="108" w:type="dxa"/>
+              <w:bottom w:w="108" w:type="dxa"/>
+            </w:tcMar>
+          </w:tcPr>
+          <w:p>
+            <w:pPr>
+              <w:pStyle w:val="BodyText"/>
+            </w:pPr>
+            <w:pPr>
+              <w:spacing w:before="16" w:after="16"/>
+            </w:pPr>
+            <w:r>
+              <w:rPr>
+                <w:b/>
+                <w:bCs/>
+              </w:rPr>
+              <w:t xml:space="preserve">E2 and E3 must be handwritten</w:t>
+            </w:r>
+            <w:r>
+              <w:t xml:space="preserve"> </w:t>
+            </w:r>
+            <w:r>
+              <w:t xml:space="preserve">on paper, photographed, and embedded</w:t>
+            </w:r>
+            <w:r>
+              <w:t xml:space="preserve"> </w:t>
+            </w:r>
+            <w:r>
+              <w:t xml:space="preserve">(</w:t>
+            </w:r>
+            <w:r>
+              <w:rPr>
+                <w:rStyle w:val="VerbatimChar"/>
+              </w:rPr>
+              <w:t xml:space="preserve">![caption](my_photo.jpg)</w:t>
+            </w:r>
+            <w:r>
+              <w:t xml:space="preserve">). Typed answers get</w:t>
+            </w:r>
+            <w:r>
+              <w:t xml:space="preserve"> </w:t>
+            </w:r>
+            <w:r>
+              <w:rPr>
+                <w:b/>
+                <w:bCs/>
+              </w:rPr>
+              <w:t xml:space="preserve">at most half credit, even if</w:t>
+            </w:r>
+            <w:r>
+              <w:rPr>
+                <w:b/>
+                <w:bCs/>
+              </w:rPr>
+              <w:t xml:space="preserve"> </w:t>
+            </w:r>
+            <w:r>
+              <w:rPr>
+                <w:b/>
+                <w:bCs/>
+              </w:rPr>
+              <w:t xml:space="preserve">correct</w:t>
+            </w:r>
+            <w:r>
+              <w:t xml:space="preserve"> </w:t>
+            </w:r>
+            <w:r>
+              <w:t xml:space="preserve">— I want your own prediction and reasoning about</w:t>
+            </w:r>
+            <w:r>
+              <w:t xml:space="preserve"> </w:t>
+            </w:r>
+            <w:r>
+              <w:rPr>
+                <w:i/>
+                <w:iCs/>
+              </w:rPr>
+              <w:t xml:space="preserve">your own</w:t>
+            </w:r>
+            <w:r>
+              <w:t xml:space="preserve"> </w:t>
+            </w:r>
+            <w:r>
+              <w:t xml:space="preserve">lake.</w:t>
+            </w:r>
+          </w:p>
+          <w:p/>
+        </w:tc>
+      </w:tr>
+    </w:tbl>
+    <w:bookmarkStart w:id="35" w:name="e1-pivot-a-different-lake-4-pts"/>
+    <w:p>
+      <w:pPr>
+        <w:pStyle w:val="Heading2"/>
+      </w:pPr>
+      <w:r>
+        <w:t xml:space="preserve">E1 · Pivot a different lake (4 pts)</w:t>
+      </w:r>
+    </w:p>
+    <w:p>
+      <w:pPr>
+        <w:pStyle w:val="FirstParagraph"/>
+      </w:pPr>
+      <w:r>
+        <w:t xml:space="preserve">Pick one:</w:t>
       </w:r>
       <w:r>
         <w:t xml:space="preserve"> </w:t>
@@ -5989,7 +6191,7 @@
         <w:t xml:space="preserve"> </w:t>
       </w:r>
       <w:r>
-        <w:t xml:space="preserve">(Erie), or</w:t>
+        <w:t xml:space="preserve">(Erie),</w:t>
       </w:r>
       <w:r>
         <w:t xml:space="preserve"> </w:t>
@@ -6004,7 +6206,7 @@
         <w:t xml:space="preserve"> </w:t>
       </w:r>
       <w:r>
-        <w:t xml:space="preserve">(Ontario).</w:t>
+        <w:t xml:space="preserve">(Ontario). Change only the file name in the URL and re-run the whole workflow:</w:t>
       </w:r>
     </w:p>
     <w:p>
@@ -6013,48 +6215,48 @@
       </w:pPr>
       <w:r>
         <w:rPr>
+          <w:rStyle w:val="NormalTok"/>
+        </w:rPr>
+        <w:t xml:space="preserve">url </w:t>
+      </w:r>
+      <w:r>
+        <w:rPr>
+          <w:rStyle w:val="OtherTok"/>
+        </w:rPr>
+        <w:t xml:space="preserve">&lt;-</w:t>
+      </w:r>
+      <w:r>
+        <w:rPr>
+          <w:rStyle w:val="NormalTok"/>
+        </w:rPr>
+        <w:t xml:space="preserve"> </w:t>
+      </w:r>
+      <w:r>
+        <w:rPr>
+          <w:rStyle w:val="StringTok"/>
+        </w:rPr>
+        <w:t xml:space="preserve">"https://www.glerl.noaa.gov/data/ice/glicd/daily/eri.txt"</w:t>
+      </w:r>
+      <w:r>
+        <w:rPr>
+          <w:rStyle w:val="NormalTok"/>
+        </w:rPr>
+        <w:t xml:space="preserve">   </w:t>
+      </w:r>
+      <w:r>
+        <w:rPr>
           <w:rStyle w:val="CommentTok"/>
         </w:rPr>
-        <w:t xml:space="preserve"># Repeat the whole workflow for a different lake ---------</w:t>
-      </w:r>
-      <w:r>
-        <w:br/>
-      </w:r>
-      <w:r>
-        <w:rPr>
-          <w:rStyle w:val="NormalTok"/>
-        </w:rPr>
-        <w:t xml:space="preserve">url </w:t>
-      </w:r>
-      <w:r>
-        <w:rPr>
-          <w:rStyle w:val="OtherTok"/>
-        </w:rPr>
-        <w:t xml:space="preserve">&lt;-</w:t>
-      </w:r>
-      <w:r>
-        <w:rPr>
-          <w:rStyle w:val="NormalTok"/>
-        </w:rPr>
-        <w:t xml:space="preserve"> </w:t>
-      </w:r>
-      <w:r>
-        <w:rPr>
-          <w:rStyle w:val="StringTok"/>
-        </w:rPr>
-        <w:t xml:space="preserve">"https://www.glerl.noaa.gov/data/ice/glicd/daily/eri.txt"</w:t>
-      </w:r>
-      <w:r>
-        <w:rPr>
-          <w:rStyle w:val="NormalTok"/>
-        </w:rPr>
-        <w:t xml:space="preserve">   </w:t>
+        <w:t xml:space="preserve"># &lt;- your lake</w:t>
+      </w:r>
+      <w:r>
+        <w:br/>
       </w:r>
       <w:r>
         <w:rPr>
           <w:rStyle w:val="CommentTok"/>
         </w:rPr>
-        <w:t xml:space="preserve"># Lake Erie</w:t>
+        <w:t xml:space="preserve"># read + rownames_to_column -&gt; pivot_longer (names_prefix = "X")</w:t>
       </w:r>
       <w:r>
         <w:br/>
@@ -6063,7 +6265,16 @@
         <w:rPr>
           <w:rStyle w:val="CommentTok"/>
         </w:rPr>
-        <w:t xml:space="preserve"># ... then re-run Parts 1, 3, 4, 8, and 9 with this file</w:t>
+        <w:t xml:space="preserve">#   -&gt; year to numeric, drop NA ice -&gt; slice_max() per year</w:t>
+      </w:r>
+      <w:r>
+        <w:br/>
+      </w:r>
+      <w:r>
+        <w:rPr>
+          <w:rStyle w:val="CommentTok"/>
+        </w:rPr>
+        <w:t xml:space="preserve">#   -&gt; lm(ice_cover ~ year), report the slope (% per year)</w:t>
       </w:r>
     </w:p>
     <w:p>
@@ -6071,7 +6282,7 @@
         <w:pStyle w:val="FirstParagraph"/>
       </w:pPr>
       <w:r>
-        <w:t xml:space="preserve">✏️</w:t>
+        <w:t xml:space="preserve">Report your lake, its yearly-maximum ice</w:t>
       </w:r>
       <w:r>
         <w:t xml:space="preserve"> </w:t>
@@ -6081,60 +6292,95 @@
           <w:b/>
           <w:bCs/>
         </w:rPr>
-        <w:t xml:space="preserve">Your turn:</w:t>
-      </w:r>
-      <w:r>
-        <w:t xml:space="preserve"> </w:t>
-      </w:r>
-      <w:r>
-        <w:t xml:space="preserve">Does your second lake show a stronger or weaker maximum-ice trend than Superior? Why might shallower lakes (like Erie) behave differently?</w:t>
-      </w:r>
-    </w:p>
-    <w:p>
-      <w:pPr>
-        <w:pStyle w:val="SourceCode"/>
-      </w:pPr>
-      <w:r>
-        <w:rPr>
-          <w:rStyle w:val="VerbatimChar"/>
-        </w:rPr>
-        <w:t xml:space="preserve">Your lake:</w:t>
-      </w:r>
-      <w:r>
-        <w:br/>
-      </w:r>
-      <w:r>
-        <w:rPr>
-          <w:rStyle w:val="VerbatimChar"/>
-        </w:rPr>
-        <w:t xml:space="preserve">Its max-ice slope vs. Superior's:</w:t>
-      </w:r>
-      <w:r>
-        <w:br/>
-      </w:r>
-      <w:r>
-        <w:rPr>
-          <w:rStyle w:val="VerbatimChar"/>
-        </w:rPr>
-        <w:t xml:space="preserve">Your explanation:</w:t>
-      </w:r>
-    </w:p>
-    <w:p>
-      <w:r>
-        <w:pict>
-          <v:rect style="width:0;height:1.5pt" o:hralign="center" o:hrstd="t" o:hr="t"/>
-        </w:pict>
-      </w:r>
-    </w:p>
-    <w:bookmarkEnd w:id="32"/>
-    <w:bookmarkEnd w:id="33"/>
-    <w:bookmarkStart w:id="35" w:name="getting-unstuck"/>
-    <w:p>
-      <w:pPr>
-        <w:pStyle w:val="Heading1"/>
-      </w:pPr>
-      <w:r>
-        <w:t xml:space="preserve">Getting unstuck</w:t>
+        <w:t xml:space="preserve">slope</w:t>
+      </w:r>
+      <w:r>
+        <w:t xml:space="preserve">, and — Lake Superior’s is</w:t>
+      </w:r>
+      <w:r>
+        <w:t xml:space="preserve"> </w:t>
+      </w:r>
+      <w:r>
+        <w:t xml:space="preserve">about</w:t>
+      </w:r>
+      <w:r>
+        <w:t xml:space="preserve"> </w:t>
+      </w:r>
+      <w:r>
+        <w:rPr>
+          <w:b/>
+          <w:bCs/>
+        </w:rPr>
+        <w:t xml:space="preserve">−0.3 %/year</w:t>
+      </w:r>
+      <w:r>
+        <w:t xml:space="preserve"> </w:t>
+      </w:r>
+      <w:r>
+        <w:t xml:space="preserve">— whether your lake is losing ice</w:t>
+      </w:r>
+      <w:r>
+        <w:t xml:space="preserve"> </w:t>
+      </w:r>
+      <w:r>
+        <w:rPr>
+          <w:b/>
+          <w:bCs/>
+        </w:rPr>
+        <w:t xml:space="preserve">faster or slower</w:t>
+      </w:r>
+      <w:r>
+        <w:t xml:space="preserve">.</w:t>
+      </w:r>
+    </w:p>
+    <w:bookmarkEnd w:id="35"/>
+    <w:bookmarkStart w:id="36" w:name="e2-predict-then-check-by-hand-3-pts"/>
+    <w:p>
+      <w:pPr>
+        <w:pStyle w:val="Heading2"/>
+      </w:pPr>
+      <w:r>
+        <w:t xml:space="preserve">E2 · Predict, then check — ✍️ by hand (3 pts)</w:t>
+      </w:r>
+    </w:p>
+    <w:p>
+      <w:pPr>
+        <w:pStyle w:val="FirstParagraph"/>
+      </w:pPr>
+      <w:r>
+        <w:rPr>
+          <w:b/>
+          <w:bCs/>
+        </w:rPr>
+        <w:t xml:space="preserve">Before running E1:</w:t>
+      </w:r>
+      <w:r>
+        <w:t xml:space="preserve"> </w:t>
+      </w:r>
+      <w:r>
+        <w:t xml:space="preserve">your lake is shallower or deeper than Superior. Predict,</w:t>
+      </w:r>
+      <w:r>
+        <w:t xml:space="preserve"> </w:t>
+      </w:r>
+      <w:r>
+        <w:t xml:space="preserve">by hand, whether its max-ice trend will be steeper or shallower than Superior’s,</w:t>
+      </w:r>
+      <w:r>
+        <w:t xml:space="preserve"> </w:t>
+      </w:r>
+      <w:r>
+        <w:t xml:space="preserve">and why. Then run E1 and write whether you were right.</w:t>
+      </w:r>
+    </w:p>
+    <w:bookmarkEnd w:id="36"/>
+    <w:bookmarkStart w:id="37" w:name="X01ad0eaf05e2b8c5e2f2856251f9644c476400a"/>
+    <w:p>
+      <w:pPr>
+        <w:pStyle w:val="Heading2"/>
+      </w:pPr>
+      <w:r>
+        <w:t xml:space="preserve">E3 · Explain it — ✍️ by hand, with YOUR slope (3 pts)</w:t>
       </w:r>
     </w:p>
     <w:p>
@@ -6146,32 +6392,19 @@
         </w:numPr>
       </w:pPr>
       <w:r>
-        <w:rPr>
-          <w:rStyle w:val="VerbatimChar"/>
-          <w:b/>
-          <w:bCs/>
-        </w:rPr>
-        <w:t xml:space="preserve">read.table()</w:t>
-      </w:r>
-      <w:r>
-        <w:rPr>
-          <w:b/>
-          <w:bCs/>
-        </w:rPr>
-        <w:t xml:space="preserve"> </w:t>
-      </w:r>
-      <w:r>
-        <w:rPr>
-          <w:b/>
-          <w:bCs/>
-        </w:rPr>
-        <w:t xml:space="preserve">fails / times out:</w:t>
-      </w:r>
-      <w:r>
-        <w:t xml:space="preserve"> </w:t>
-      </w:r>
-      <w:r>
-        <w:t xml:space="preserve">it reads a live web file — check your internet. If it keeps failing, ask for the saved backup file.</w:t>
+        <w:t xml:space="preserve">Using your actual slope, explain in plain language how fast your lake is</w:t>
+      </w:r>
+      <w:r>
+        <w:t xml:space="preserve"> </w:t>
+      </w:r>
+      <w:r>
+        <w:t xml:space="preserve">losing (or gaining) maximum ice cover, and over the record how much total</w:t>
+      </w:r>
+      <w:r>
+        <w:t xml:space="preserve"> </w:t>
+      </w:r>
+      <w:r>
+        <w:t xml:space="preserve">change that adds up to.</w:t>
       </w:r>
     </w:p>
     <w:p>
@@ -6183,40 +6416,31 @@
         </w:numPr>
       </w:pPr>
       <w:r>
-        <w:rPr>
-          <w:rStyle w:val="VerbatimChar"/>
-          <w:b/>
-          <w:bCs/>
-        </w:rPr>
-        <w:t xml:space="preserve">Column 'date' doesn't exist</w:t>
-      </w:r>
-      <w:r>
-        <w:rPr>
-          <w:b/>
-          <w:bCs/>
-        </w:rPr>
-        <w:t xml:space="preserve">:</w:t>
-      </w:r>
-      <w:r>
-        <w:t xml:space="preserve"> </w:t>
-      </w:r>
-      <w:r>
-        <w:t xml:space="preserve">you skipped</w:t>
-      </w:r>
-      <w:r>
-        <w:t xml:space="preserve"> </w:t>
-      </w:r>
-      <w:r>
-        <w:rPr>
-          <w:rStyle w:val="VerbatimChar"/>
-        </w:rPr>
-        <w:t xml:space="preserve">rownames_to_column()</w:t>
-      </w:r>
-      <w:r>
-        <w:t xml:space="preserve"> </w:t>
-      </w:r>
-      <w:r>
-        <w:t xml:space="preserve">— the day labels are still row names, not a column.</w:t>
+        <w:t xml:space="preserve">Shallower lakes hold less heat. Explain, in your own words, how depth could</w:t>
+      </w:r>
+      <w:r>
+        <w:t xml:space="preserve"> </w:t>
+      </w:r>
+      <w:r>
+        <w:t xml:space="preserve">make one lake’s ice respond faster to the same warming than another’s.</w:t>
+      </w:r>
+    </w:p>
+    <w:p>
+      <w:r>
+        <w:pict>
+          <v:rect style="width:0;height:1.5pt" o:hralign="center" o:hrstd="t" o:hr="t"/>
+        </w:pict>
+      </w:r>
+    </w:p>
+    <w:bookmarkEnd w:id="37"/>
+    <w:bookmarkEnd w:id="38"/>
+    <w:bookmarkStart w:id="40" w:name="getting-unstuck"/>
+    <w:p>
+      <w:pPr>
+        <w:pStyle w:val="Heading1"/>
+      </w:pPr>
+      <w:r>
+        <w:t xml:space="preserve">Getting unstuck</w:t>
       </w:r>
     </w:p>
     <w:p>
@@ -6224,7 +6448,7 @@
         <w:pStyle w:val="Compact"/>
         <w:numPr>
           <w:ilvl w:val="0"/>
-          <w:numId w:val="1012"/>
+          <w:numId w:val="1013"/>
         </w:numPr>
       </w:pPr>
       <w:r>
@@ -6233,7 +6457,7 @@
           <w:b/>
           <w:bCs/>
         </w:rPr>
-        <w:t xml:space="preserve">year</w:t>
+        <w:t xml:space="preserve">read.table()</w:t>
       </w:r>
       <w:r>
         <w:rPr>
@@ -6247,62 +6471,13 @@
           <w:b/>
           <w:bCs/>
         </w:rPr>
-        <w:t xml:space="preserve">column full of</w:t>
-      </w:r>
-      <w:r>
-        <w:rPr>
-          <w:b/>
-          <w:bCs/>
-        </w:rPr>
-        <w:t xml:space="preserve"> </w:t>
-      </w:r>
-      <w:r>
-        <w:rPr>
-          <w:rStyle w:val="VerbatimChar"/>
-          <w:b/>
-          <w:bCs/>
-        </w:rPr>
-        <w:t xml:space="preserve">X1973</w:t>
-      </w:r>
-      <w:r>
-        <w:rPr>
-          <w:b/>
-          <w:bCs/>
-        </w:rPr>
-        <w:t xml:space="preserve">:</w:t>
-      </w:r>
-      <w:r>
-        <w:t xml:space="preserve"> </w:t>
-      </w:r>
-      <w:r>
-        <w:t xml:space="preserve">you left out</w:t>
-      </w:r>
-      <w:r>
-        <w:t xml:space="preserve"> </w:t>
-      </w:r>
-      <w:r>
-        <w:rPr>
-          <w:rStyle w:val="VerbatimChar"/>
-        </w:rPr>
-        <w:t xml:space="preserve">names_prefix = "X"</w:t>
-      </w:r>
-      <w:r>
-        <w:t xml:space="preserve"> </w:t>
-      </w:r>
-      <w:r>
-        <w:t xml:space="preserve">in</w:t>
-      </w:r>
-      <w:r>
-        <w:t xml:space="preserve"> </w:t>
-      </w:r>
-      <w:r>
-        <w:rPr>
-          <w:rStyle w:val="VerbatimChar"/>
-        </w:rPr>
-        <w:t xml:space="preserve">pivot_longer()</w:t>
-      </w:r>
-      <w:r>
-        <w:t xml:space="preserve">.</w:t>
+        <w:t xml:space="preserve">fails / times out:</w:t>
+      </w:r>
+      <w:r>
+        <w:t xml:space="preserve"> </w:t>
+      </w:r>
+      <w:r>
+        <w:t xml:space="preserve">it reads a live web file — check your internet. If it keeps failing, ask for the saved backup file.</w:t>
       </w:r>
     </w:p>
     <w:p>
@@ -6310,7 +6485,7 @@
         <w:pStyle w:val="Compact"/>
         <w:numPr>
           <w:ilvl w:val="0"/>
-          <w:numId w:val="1012"/>
+          <w:numId w:val="1013"/>
         </w:numPr>
       </w:pPr>
       <w:r>
@@ -6319,64 +6494,35 @@
           <w:b/>
           <w:bCs/>
         </w:rPr>
-        <w:t xml:space="preserve">ymd()</w:t>
+        <w:t xml:space="preserve">Column 'date' doesn't exist</w:t>
       </w:r>
       <w:r>
         <w:rPr>
           <w:b/>
           <w:bCs/>
         </w:rPr>
-        <w:t xml:space="preserve"> </w:t>
-      </w:r>
-      <w:r>
-        <w:rPr>
-          <w:b/>
-          <w:bCs/>
-        </w:rPr>
-        <w:t xml:space="preserve">returns</w:t>
-      </w:r>
-      <w:r>
-        <w:rPr>
-          <w:b/>
-          <w:bCs/>
-        </w:rPr>
-        <w:t xml:space="preserve"> </w:t>
-      </w:r>
-      <w:r>
-        <w:rPr>
-          <w:rStyle w:val="VerbatimChar"/>
-          <w:b/>
-          <w:bCs/>
-        </w:rPr>
-        <w:t xml:space="preserve">NA</w:t>
-      </w:r>
-      <w:r>
-        <w:rPr>
-          <w:b/>
-          <w:bCs/>
-        </w:rPr>
         <w:t xml:space="preserve">:</w:t>
       </w:r>
       <w:r>
         <w:t xml:space="preserve"> </w:t>
       </w:r>
       <w:r>
-        <w:t xml:space="preserve">check the pieces you pasted together — the date text must be something</w:t>
-      </w:r>
-      <w:r>
-        <w:t xml:space="preserve"> </w:t>
-      </w:r>
-      <w:r>
-        <w:rPr>
-          <w:rStyle w:val="VerbatimChar"/>
-        </w:rPr>
-        <w:t xml:space="preserve">ymd()</w:t>
-      </w:r>
-      <w:r>
-        <w:t xml:space="preserve"> </w:t>
-      </w:r>
-      <w:r>
-        <w:t xml:space="preserve">can parse (year first).</w:t>
+        <w:t xml:space="preserve">you skipped</w:t>
+      </w:r>
+      <w:r>
+        <w:t xml:space="preserve"> </w:t>
+      </w:r>
+      <w:r>
+        <w:rPr>
+          <w:rStyle w:val="VerbatimChar"/>
+        </w:rPr>
+        <w:t xml:space="preserve">rownames_to_column()</w:t>
+      </w:r>
+      <w:r>
+        <w:t xml:space="preserve"> </w:t>
+      </w:r>
+      <w:r>
+        <w:t xml:space="preserve">— the day labels are still row names, not a column.</w:t>
       </w:r>
     </w:p>
     <w:p>
@@ -6384,51 +6530,85 @@
         <w:pStyle w:val="Compact"/>
         <w:numPr>
           <w:ilvl w:val="0"/>
-          <w:numId w:val="1012"/>
+          <w:numId w:val="1013"/>
         </w:numPr>
       </w:pPr>
       <w:r>
         <w:rPr>
+          <w:rStyle w:val="VerbatimChar"/>
           <w:b/>
           <w:bCs/>
         </w:rPr>
-        <w:t xml:space="preserve">Spaghetti plot lines look wrong:</w:t>
-      </w:r>
-      <w:r>
-        <w:t xml:space="preserve"> </w:t>
-      </w:r>
-      <w:r>
-        <w:t xml:space="preserve">confirm</w:t>
-      </w:r>
-      <w:r>
-        <w:t xml:space="preserve"> </w:t>
-      </w:r>
-      <w:r>
-        <w:rPr>
-          <w:rStyle w:val="VerbatimChar"/>
-        </w:rPr>
-        <w:t xml:space="preserve">group = year</w:t>
-      </w:r>
-      <w:r>
-        <w:t xml:space="preserve"> </w:t>
-      </w:r>
-      <w:r>
-        <w:t xml:space="preserve">is inside</w:t>
-      </w:r>
-      <w:r>
-        <w:t xml:space="preserve"> </w:t>
-      </w:r>
-      <w:r>
-        <w:rPr>
-          <w:rStyle w:val="VerbatimChar"/>
-        </w:rPr>
-        <w:t xml:space="preserve">aes()</w:t>
-      </w:r>
-      <w:r>
-        <w:t xml:space="preserve"> </w:t>
-      </w:r>
-      <w:r>
-        <w:t xml:space="preserve">for the past-years layer, or every point connects into one giant scribble.</w:t>
+        <w:t xml:space="preserve">year</w:t>
+      </w:r>
+      <w:r>
+        <w:rPr>
+          <w:b/>
+          <w:bCs/>
+        </w:rPr>
+        <w:t xml:space="preserve"> </w:t>
+      </w:r>
+      <w:r>
+        <w:rPr>
+          <w:b/>
+          <w:bCs/>
+        </w:rPr>
+        <w:t xml:space="preserve">column full of</w:t>
+      </w:r>
+      <w:r>
+        <w:rPr>
+          <w:b/>
+          <w:bCs/>
+        </w:rPr>
+        <w:t xml:space="preserve"> </w:t>
+      </w:r>
+      <w:r>
+        <w:rPr>
+          <w:rStyle w:val="VerbatimChar"/>
+          <w:b/>
+          <w:bCs/>
+        </w:rPr>
+        <w:t xml:space="preserve">X1973</w:t>
+      </w:r>
+      <w:r>
+        <w:rPr>
+          <w:b/>
+          <w:bCs/>
+        </w:rPr>
+        <w:t xml:space="preserve">:</w:t>
+      </w:r>
+      <w:r>
+        <w:t xml:space="preserve"> </w:t>
+      </w:r>
+      <w:r>
+        <w:t xml:space="preserve">you left out</w:t>
+      </w:r>
+      <w:r>
+        <w:t xml:space="preserve"> </w:t>
+      </w:r>
+      <w:r>
+        <w:rPr>
+          <w:rStyle w:val="VerbatimChar"/>
+        </w:rPr>
+        <w:t xml:space="preserve">names_prefix = "X"</w:t>
+      </w:r>
+      <w:r>
+        <w:t xml:space="preserve"> </w:t>
+      </w:r>
+      <w:r>
+        <w:t xml:space="preserve">in</w:t>
+      </w:r>
+      <w:r>
+        <w:t xml:space="preserve"> </w:t>
+      </w:r>
+      <w:r>
+        <w:rPr>
+          <w:rStyle w:val="VerbatimChar"/>
+        </w:rPr>
+        <w:t xml:space="preserve">pivot_longer()</w:t>
+      </w:r>
+      <w:r>
+        <w:t xml:space="preserve">.</w:t>
       </w:r>
     </w:p>
     <w:p>
@@ -6436,14 +6616,140 @@
         <w:pStyle w:val="Compact"/>
         <w:numPr>
           <w:ilvl w:val="0"/>
-          <w:numId w:val="1012"/>
+          <w:numId w:val="1013"/>
         </w:numPr>
       </w:pPr>
       <w:r>
         <w:rPr>
+          <w:rStyle w:val="VerbatimChar"/>
           <w:b/>
           <w:bCs/>
         </w:rPr>
+        <w:t xml:space="preserve">ymd()</w:t>
+      </w:r>
+      <w:r>
+        <w:rPr>
+          <w:b/>
+          <w:bCs/>
+        </w:rPr>
+        <w:t xml:space="preserve"> </w:t>
+      </w:r>
+      <w:r>
+        <w:rPr>
+          <w:b/>
+          <w:bCs/>
+        </w:rPr>
+        <w:t xml:space="preserve">returns</w:t>
+      </w:r>
+      <w:r>
+        <w:rPr>
+          <w:b/>
+          <w:bCs/>
+        </w:rPr>
+        <w:t xml:space="preserve"> </w:t>
+      </w:r>
+      <w:r>
+        <w:rPr>
+          <w:rStyle w:val="VerbatimChar"/>
+          <w:b/>
+          <w:bCs/>
+        </w:rPr>
+        <w:t xml:space="preserve">NA</w:t>
+      </w:r>
+      <w:r>
+        <w:rPr>
+          <w:b/>
+          <w:bCs/>
+        </w:rPr>
+        <w:t xml:space="preserve">:</w:t>
+      </w:r>
+      <w:r>
+        <w:t xml:space="preserve"> </w:t>
+      </w:r>
+      <w:r>
+        <w:t xml:space="preserve">check the pieces you pasted together — the date text must be something</w:t>
+      </w:r>
+      <w:r>
+        <w:t xml:space="preserve"> </w:t>
+      </w:r>
+      <w:r>
+        <w:rPr>
+          <w:rStyle w:val="VerbatimChar"/>
+        </w:rPr>
+        <w:t xml:space="preserve">ymd()</w:t>
+      </w:r>
+      <w:r>
+        <w:t xml:space="preserve"> </w:t>
+      </w:r>
+      <w:r>
+        <w:t xml:space="preserve">can parse (year first).</w:t>
+      </w:r>
+    </w:p>
+    <w:p>
+      <w:pPr>
+        <w:pStyle w:val="Compact"/>
+        <w:numPr>
+          <w:ilvl w:val="0"/>
+          <w:numId w:val="1013"/>
+        </w:numPr>
+      </w:pPr>
+      <w:r>
+        <w:rPr>
+          <w:b/>
+          <w:bCs/>
+        </w:rPr>
+        <w:t xml:space="preserve">Spaghetti plot lines look wrong:</w:t>
+      </w:r>
+      <w:r>
+        <w:t xml:space="preserve"> </w:t>
+      </w:r>
+      <w:r>
+        <w:t xml:space="preserve">confirm</w:t>
+      </w:r>
+      <w:r>
+        <w:t xml:space="preserve"> </w:t>
+      </w:r>
+      <w:r>
+        <w:rPr>
+          <w:rStyle w:val="VerbatimChar"/>
+        </w:rPr>
+        <w:t xml:space="preserve">group = year</w:t>
+      </w:r>
+      <w:r>
+        <w:t xml:space="preserve"> </w:t>
+      </w:r>
+      <w:r>
+        <w:t xml:space="preserve">is inside</w:t>
+      </w:r>
+      <w:r>
+        <w:t xml:space="preserve"> </w:t>
+      </w:r>
+      <w:r>
+        <w:rPr>
+          <w:rStyle w:val="VerbatimChar"/>
+        </w:rPr>
+        <w:t xml:space="preserve">aes()</w:t>
+      </w:r>
+      <w:r>
+        <w:t xml:space="preserve"> </w:t>
+      </w:r>
+      <w:r>
+        <w:t xml:space="preserve">for the past-years layer, or every point connects into one giant scribble.</w:t>
+      </w:r>
+    </w:p>
+    <w:p>
+      <w:pPr>
+        <w:pStyle w:val="Compact"/>
+        <w:numPr>
+          <w:ilvl w:val="0"/>
+          <w:numId w:val="1013"/>
+        </w:numPr>
+      </w:pPr>
+      <w:r>
+        <w:rPr>
+          <w:b/>
+          <w:bCs/>
+        </w:rPr>
         <w:t xml:space="preserve">Cheat sheets</w:t>
       </w:r>
       <w:r>
@@ -6455,7 +6761,7 @@
       <w:r>
         <w:t xml:space="preserve"> </w:t>
       </w:r>
-      <w:hyperlink r:id="rId34">
+      <w:hyperlink r:id="rId39">
         <w:r>
           <w:rPr>
             <w:rStyle w:val="Hyperlink"/>
@@ -6534,10 +6840,10 @@
           <w:i/>
           <w:iCs/>
         </w:rPr>
-        <w:t xml:space="preserve">End of Worksheet 15. Next: Worksheet 16 — factors.</w:t>
-      </w:r>
-    </w:p>
-    <w:bookmarkEnd w:id="35"/>
+        <w:t xml:space="preserve">End of the Lake Superior Ice worksheet.</w:t>
+      </w:r>
+    </w:p>
+    <w:bookmarkEnd w:id="40"/>
     <w:sectPr>
       <w:pgSz w:h="15840" w:w="12240"/>
       <w:pgMar w:bottom="1440" w:footer="720" w:gutter="0" w:header="720" w:left="1440" w:right="1440" w:top="1440"/>
@@ -6977,6 +7283,36 @@
     <w:abstractNumId w:val="992"/>
   </w:num>
   <w:num w:numId="1012">
+    <w:abstractNumId w:val="99411"/>
+    <w:lvlOverride w:ilvl="0">
+      <w:startOverride w:val="1"/>
+    </w:lvlOverride>
+    <w:lvlOverride w:ilvl="1">
+      <w:startOverride w:val="1"/>
+    </w:lvlOverride>
+    <w:lvlOverride w:ilvl="2">
+      <w:startOverride w:val="1"/>
+    </w:lvlOverride>
+    <w:lvlOverride w:ilvl="3">
+      <w:startOverride w:val="1"/>
+    </w:lvlOverride>
+    <w:lvlOverride w:ilvl="4">
+      <w:startOverride w:val="1"/>
+    </w:lvlOverride>
+    <w:lvlOverride w:ilvl="5">
+      <w:startOverride w:val="1"/>
+    </w:lvlOverride>
+    <w:lvlOverride w:ilvl="6">
+      <w:startOverride w:val="1"/>
+    </w:lvlOverride>
+    <w:lvlOverride w:ilvl="7">
+      <w:startOverride w:val="1"/>
+    </w:lvlOverride>
+    <w:lvlOverride w:ilvl="8">
+      <w:startOverride w:val="1"/>
+    </w:lvlOverride>
+  </w:num>
+  <w:num w:numId="1013">
     <w:abstractNumId w:val="99411"/>
     <w:lvlOverride w:ilvl="0">
       <w:startOverride w:val="1"/>

--- a/docs/content/pivoting/pivoting_activity.docx
+++ b/docs/content/pivoting/pivoting_activity.docx
@@ -31,7 +31,7 @@
         <w:pStyle w:val="Date"/>
       </w:pPr>
       <w:r>
-        <w:t xml:space="preserve">2026-08-27</w:t>
+        <w:t xml:space="preserve">2026-09-01</w:t>
       </w:r>
     </w:p>
     <w:bookmarkStart w:id="16" w:name="Xf7cf90b4a679eda01eb2ce70f4ca78c5c98dcb1"/>

--- a/docs/content/pivoting/pivoting_activity.docx
+++ b/docs/content/pivoting/pivoting_activity.docx
@@ -31,7 +31,7 @@
         <w:pStyle w:val="Date"/>
       </w:pPr>
       <w:r>
-        <w:t xml:space="preserve">2026-09-01</w:t>
+        <w:t xml:space="preserve">2026-09-03</w:t>
       </w:r>
     </w:p>
     <w:bookmarkStart w:id="16" w:name="Xf7cf90b4a679eda01eb2ce70f4ca78c5c98dcb1"/>

--- a/docs/content/pivoting/pivoting_activity.docx
+++ b/docs/content/pivoting/pivoting_activity.docx
@@ -8095,8 +8095,8 @@
       <w:rFonts w:asciiTheme="majorHAnsi" w:cstheme="majorBidi" w:eastAsiaTheme="majorEastAsia" w:hAnsiTheme="majorHAnsi"/>
       <w:spacing w:val="-10"/>
       <w:kern w:val="28"/>
-      <w:sz w:val="56"/>
-      <w:szCs w:val="56"/>
+      <w:sz w:val="40"/>
+      <w:szCs w:val="40"/>
     </w:rPr>
   </w:style>
   <w:style w:customStyle="1" w:styleId="TitleChar" w:type="character">
@@ -8109,8 +8109,8 @@
       <w:rFonts w:asciiTheme="majorHAnsi" w:cstheme="majorBidi" w:eastAsiaTheme="majorEastAsia" w:hAnsiTheme="majorHAnsi"/>
       <w:spacing w:val="-10"/>
       <w:kern w:val="28"/>
-      <w:sz w:val="56"/>
-      <w:szCs w:val="56"/>
+      <w:sz w:val="40"/>
+      <w:szCs w:val="40"/>
     </w:rPr>
   </w:style>
   <w:style w:styleId="Subtitle" w:type="paragraph">

--- a/docs/content/pivoting/pivoting_activity.docx
+++ b/docs/content/pivoting/pivoting_activity.docx
@@ -31,7 +31,7 @@
         <w:pStyle w:val="Date"/>
       </w:pPr>
       <w:r>
-        <w:t xml:space="preserve">2026-09-03</w:t>
+        <w:t xml:space="preserve">2026-09-04</w:t>
       </w:r>
     </w:p>
     <w:bookmarkStart w:id="16" w:name="Xf7cf90b4a679eda01eb2ce70f4ca78c5c98dcb1"/>
